--- a/02_Assignments_and_Rubrics/TAS2O_Rubrics_Package_Webtree_2026.docx
+++ b/02_Assignments_and_Rubrics/TAS2O_Rubrics_Package_Webtree_2026.docx
@@ -901,7 +901,7 @@
                 <w:b w:val="0"/>
                 <w:sz w:val="16"/>
               </w:rPr>
-              <w:t>Research notes, source list, career pathway map, sustainability analysis, AI interview simulator notes, reflection, final report or presentation.</w:t>
+              <w:t>Research notes, source list, at least one community perspective or interview note where relevant, career pathway map, sustainability analysis, AI interview simulator notes, reflection, final report or presentation.</w:t>
             </w:r>
           </w:p>
         </w:tc>
@@ -4927,7 +4927,7 @@
                 <w:b w:val="0"/>
                 <w:sz w:val="18"/>
               </w:rPr>
-              <w:t>Students investigate a technology, material, or skilled trade career pathway, analyze sustainability and social/economic impacts, and evaluate how AI or automation may affect the future of the trade or technology field.</w:t>
+              <w:t>Students investigate a technology, material, or skilled trade career pathway, analyze sustainability and social/economic impacts, synthesize evidence from a range of sources, and evaluate how AI or automation may affect the future of the trade or technology field.</w:t>
             </w:r>
           </w:p>
         </w:tc>
@@ -5005,7 +5005,7 @@
                 <w:b w:val="0"/>
                 <w:sz w:val="18"/>
               </w:rPr>
-              <w:t>Research notes, source list, career pathway map, sustainability analysis, AI interview simulator notes, reflection, final report or presentation.</w:t>
+              <w:t>Research notes, source list, at least one community perspective or interview note where relevant, career pathway map, sustainability analysis, AI interview simulator notes, reflection, final report or presentation.</w:t>
             </w:r>
           </w:p>
         </w:tc>
